--- a/atelier/atelier_078.docx
+++ b/atelier/atelier_078.docx
@@ -441,7 +441,7 @@
           </w:tcPr>
           <w:p>
             <w:r>
-              <w:t xml:space="preserve">Pipeline optimisé (#74-76) et garde-fou de seuil en place (#77)</w:t>
+              <w:t xml:space="preserve">Pipeline optimisé et garde-fou de seuil en place</w:t>
             </w:r>
           </w:p>
         </w:tc>
@@ -460,7 +460,7 @@
         <w:spacing w:after="120"/>
       </w:pPr>
       <w:r>
-        <w:t xml:space="preserve">Le pipeline est rapide (#74-76) et protégé contre la dérive par un seuil automatique (#77). Tout est réglé, techniquement. Mais il manque une dernière pièce, et elle n’est pas technique : l’équipe ne VOIT pas son progrès. Le garde-fou du #77 agit en silence — il n’alerte que quand ça dépasse, il ne dit jamais « bravo, vous avez gagné 18 minutes ». Or un gain qu’on ne voit pas est un gain qu’on n’entretient pas : sans miroir partagé, la performance redevient un acquis abstrait que personne ne porte. Le sujet de cet atelier est de rendre la durée du pipeline visible dans le temps — pas la valeur instantanée, mais la TENDANCE sur les semaines — et d’en faire un objet d’équipe : un graphe qu’on regarde en rituel, des progrès qu’on célèbre, une dynamique qu’on entretient ensemble. Là où le #77 protège par la machine, le #78 mobilise par l’humain. C’est ce qui transforme une optimisation réussie en culture de performance durable.</w:t>
+        <w:t xml:space="preserve">Le pipeline est rapide et protégé contre la dérive par un seuil automatique. Tout est réglé, techniquement. Mais il manque une dernière pièce, et elle n’est pas technique : l’équipe ne VOIT pas son progrès. Le garde-fou du le garde-fou anti-dérive : ancrer un seuil de durée agit en silence — il n’alerte que quand ça dépasse, il ne dit jamais « bravo, vous avez gagné 18 minutes ». Or un gain qu’on ne voit pas est un gain qu’on n’entretient pas : sans miroir partagé, la performance redevient un acquis abstrait que personne ne porte. Le sujet de cet atelier est de rendre la durée du pipeline visible dans le temps — pas la valeur instantanée, mais la TENDANCE sur les semaines — et d’en faire un objet d’équipe : un graphe qu’on regarde en rituel, des progrès qu’on célèbre, une dynamique qu’on entretient ensemble. Là où le le garde-fou anti-dérive : ancrer un seuil de durée protège par la machine, le #78 mobilise par l’humain. C’est ce qui transforme une optimisation réussie en culture de performance durable.</w:t>
       </w:r>
     </w:p>
     <w:p>
@@ -481,7 +481,7 @@
         <w:spacing w:after="80"/>
       </w:pPr>
       <w:r>
-        <w:t xml:space="preserve">Un progrès invisible ne motive personne : la squad a gagné un temps considérable aux #74-76, mais si ce gain n’est jamais montré, il n’existe pas dans la tête de l’équipe. Rendre la courbe visible — « on est passés de 31 à 11 minutes » — transforme un effort oublié en fierté partagée. La donnée vue est ce qui donne du sens à l’effort fourni.</w:t>
+        <w:t xml:space="preserve">Un progrès invisible ne motive personne : la squad a gagné un temps considérable aux le cache des dépendances : le gain le plus rapide-76, mais si ce gain n’est jamais montré, il n’existe pas dans la tête de l’équipe. Rendre la courbe visible — « on est passés de 31 à 11 minutes » — transforme un effort oublié en fierté partagée. La donnée vue est ce qui donne du sens à l’effort fourni.</w:t>
       </w:r>
     </w:p>
     <w:p>
@@ -520,7 +520,7 @@
         <w:spacing w:after="80"/>
       </w:pPr>
       <w:r>
-        <w:t xml:space="preserve">Le suivi humain complète le garde-fou, il ne le double pas : le #77 empêche la dérive en silence ; le #78 fait que l’équipe REGARDE et PORTE le sujet. Le seuil protège même quand personne ne s’en soucie ; le rituel fait que la squad s’en soucie. Les deux ensemble : on ne peut ni dériver sans être bloqué, ni progresser sans le voir.</w:t>
+        <w:t xml:space="preserve">Le suivi humain complète le garde-fou, il ne le double pas : le le garde-fou anti-dérive : ancrer un seuil de durée empêche la dérive en silence ; le #78 fait que l’équipe REGARDE et PORTE le sujet. Le seuil protège même quand personne ne s’en soucie ; le rituel fait que la squad s’en soucie. Les deux ensemble : on ne peut ni dériver sans être bloqué, ni progresser sans le voir.</w:t>
       </w:r>
     </w:p>
     <w:p>
@@ -608,7 +608,7 @@
         <w:t xml:space="preserve">Lire les mouvements, pas seulement les chiffres : </w:t>
       </w:r>
       <w:r>
-        <w:t xml:space="preserve">face à la courbe, se demander pourquoi elle bouge. Une baisse = quel levier ? Une légère remontée (sous le seuil, donc non alertée par le #77) = quel ajout ? Le suivi humain capte les signaux faibles que le garde-fou laisse passer parce qu’ils restent sous la limite. C’est la vigilance douce qui complète la barrière dure.</w:t>
+        <w:t xml:space="preserve">face à la courbe, se demander pourquoi elle bouge. Une baisse = quel levier ? Une légère remontée (sous le seuil, donc non alertée par le le garde-fou anti-dérive : ancrer un seuil de durée) = quel ajout ? Le suivi humain capte les signaux faibles que le garde-fou laisse passer parce qu’ils restent sous la limite. C’est la vigilance douce qui complète la barrière dure.</w:t>
       </w:r>
     </w:p>
     <w:p>
@@ -679,97 +679,97 @@
                 <w:sz w:val="18"/>
                 <w:szCs w:val="18"/>
               </w:rPr>
-              <w:t xml:space="preserve">  min</w:t>
-            </w:r>
-          </w:p>
-          <w:p>
-            <w:r>
-              <w:rPr>
-                <w:rFonts w:ascii="Consolas" w:cs="Consolas" w:eastAsia="Consolas" w:hAnsi="Consolas"/>
-                <w:sz w:val="18"/>
-                <w:szCs w:val="18"/>
-              </w:rPr>
-              <w:t xml:space="preserve">  32 |#</w:t>
-            </w:r>
-          </w:p>
-          <w:p>
-            <w:r>
-              <w:rPr>
-                <w:rFonts w:ascii="Consolas" w:cs="Consolas" w:eastAsia="Consolas" w:hAnsi="Consolas"/>
-                <w:sz w:val="18"/>
-                <w:szCs w:val="18"/>
-              </w:rPr>
-              <w:t xml:space="preserve">  28 |#  #74 cache</w:t>
-            </w:r>
-          </w:p>
-          <w:p>
-            <w:r>
-              <w:rPr>
-                <w:rFonts w:ascii="Consolas" w:cs="Consolas" w:eastAsia="Consolas" w:hAnsi="Consolas"/>
-                <w:sz w:val="18"/>
-                <w:szCs w:val="18"/>
-              </w:rPr>
-              <w:t xml:space="preserve">  24 | #</w:t>
-            </w:r>
-          </w:p>
-          <w:p>
-            <w:r>
-              <w:rPr>
-                <w:rFonts w:ascii="Consolas" w:cs="Consolas" w:eastAsia="Consolas" w:hAnsi="Consolas"/>
-                <w:sz w:val="18"/>
-                <w:szCs w:val="18"/>
-              </w:rPr>
-              <w:t xml:space="preserve">  20 |  #  #75 parallélisation</w:t>
-            </w:r>
-          </w:p>
-          <w:p>
-            <w:r>
-              <w:rPr>
-                <w:rFonts w:ascii="Consolas" w:cs="Consolas" w:eastAsia="Consolas" w:hAnsi="Consolas"/>
-                <w:sz w:val="18"/>
-                <w:szCs w:val="18"/>
-              </w:rPr>
-              <w:t xml:space="preserve">  16 |   ##</w:t>
-            </w:r>
-          </w:p>
-          <w:p>
-            <w:r>
-              <w:rPr>
-                <w:rFonts w:ascii="Consolas" w:cs="Consolas" w:eastAsia="Consolas" w:hAnsi="Consolas"/>
-                <w:sz w:val="18"/>
-                <w:szCs w:val="18"/>
-              </w:rPr>
-              <w:t xml:space="preserve">  12 |     ###___  #76 Docker      seuil #77 = 15 min</w:t>
-            </w:r>
-          </w:p>
-          <w:p>
-            <w:r>
-              <w:rPr>
-                <w:rFonts w:ascii="Consolas" w:cs="Consolas" w:eastAsia="Consolas" w:hAnsi="Consolas"/>
-                <w:sz w:val="18"/>
-                <w:szCs w:val="18"/>
-              </w:rPr>
-              <w:t xml:space="preserve">   8 |          ####________________ ligne d'alerte</w:t>
-            </w:r>
-          </w:p>
-          <w:p>
-            <w:r>
-              <w:rPr>
-                <w:rFonts w:ascii="Consolas" w:cs="Consolas" w:eastAsia="Consolas" w:hAnsi="Consolas"/>
-                <w:sz w:val="18"/>
-                <w:szCs w:val="18"/>
-              </w:rPr>
-              <w:t xml:space="preserve">     +----------------------------------------</w:t>
-            </w:r>
-          </w:p>
-          <w:p>
-            <w:r>
-              <w:rPr>
-                <w:rFonts w:ascii="Consolas" w:cs="Consolas" w:eastAsia="Consolas" w:hAnsi="Consolas"/>
-                <w:sz w:val="18"/>
-                <w:szCs w:val="18"/>
-              </w:rPr>
-              <w:t xml:space="preserve">       S1  S3  S5  S7  S9  S11  S13   (semaines)</w:t>
+              <w:t xml:space="preserve"> min</w:t>
+            </w:r>
+          </w:p>
+          <w:p>
+            <w:r>
+              <w:rPr>
+                <w:rFonts w:ascii="Consolas" w:cs="Consolas" w:eastAsia="Consolas" w:hAnsi="Consolas"/>
+                <w:sz w:val="18"/>
+                <w:szCs w:val="18"/>
+              </w:rPr>
+              <w:t xml:space="preserve"> 32 |#</w:t>
+            </w:r>
+          </w:p>
+          <w:p>
+            <w:r>
+              <w:rPr>
+                <w:rFonts w:ascii="Consolas" w:cs="Consolas" w:eastAsia="Consolas" w:hAnsi="Consolas"/>
+                <w:sz w:val="18"/>
+                <w:szCs w:val="18"/>
+              </w:rPr>
+              <w:t xml:space="preserve"> 28 |# cache</w:t>
+            </w:r>
+          </w:p>
+          <w:p>
+            <w:r>
+              <w:rPr>
+                <w:rFonts w:ascii="Consolas" w:cs="Consolas" w:eastAsia="Consolas" w:hAnsi="Consolas"/>
+                <w:sz w:val="18"/>
+                <w:szCs w:val="18"/>
+              </w:rPr>
+              <w:t xml:space="preserve"> 24 | #</w:t>
+            </w:r>
+          </w:p>
+          <w:p>
+            <w:r>
+              <w:rPr>
+                <w:rFonts w:ascii="Consolas" w:cs="Consolas" w:eastAsia="Consolas" w:hAnsi="Consolas"/>
+                <w:sz w:val="18"/>
+                <w:szCs w:val="18"/>
+              </w:rPr>
+              <w:t xml:space="preserve"> 20 | # parallélisation</w:t>
+            </w:r>
+          </w:p>
+          <w:p>
+            <w:r>
+              <w:rPr>
+                <w:rFonts w:ascii="Consolas" w:cs="Consolas" w:eastAsia="Consolas" w:hAnsi="Consolas"/>
+                <w:sz w:val="18"/>
+                <w:szCs w:val="18"/>
+              </w:rPr>
+              <w:t xml:space="preserve"> 16 | ##</w:t>
+            </w:r>
+          </w:p>
+          <w:p>
+            <w:r>
+              <w:rPr>
+                <w:rFonts w:ascii="Consolas" w:cs="Consolas" w:eastAsia="Consolas" w:hAnsi="Consolas"/>
+                <w:sz w:val="18"/>
+                <w:szCs w:val="18"/>
+              </w:rPr>
+              <w:t xml:space="preserve"> 12 | ###___ Docker seuil = 15 min</w:t>
+            </w:r>
+          </w:p>
+          <w:p>
+            <w:r>
+              <w:rPr>
+                <w:rFonts w:ascii="Consolas" w:cs="Consolas" w:eastAsia="Consolas" w:hAnsi="Consolas"/>
+                <w:sz w:val="18"/>
+                <w:szCs w:val="18"/>
+              </w:rPr>
+              <w:t xml:space="preserve"> 8 | ####________________ ligne d'alerte</w:t>
+            </w:r>
+          </w:p>
+          <w:p>
+            <w:r>
+              <w:rPr>
+                <w:rFonts w:ascii="Consolas" w:cs="Consolas" w:eastAsia="Consolas" w:hAnsi="Consolas"/>
+                <w:sz w:val="18"/>
+                <w:szCs w:val="18"/>
+              </w:rPr>
+              <w:t xml:space="preserve"> +----------------------------------------</w:t>
+            </w:r>
+          </w:p>
+          <w:p>
+            <w:r>
+              <w:rPr>
+                <w:rFonts w:ascii="Consolas" w:cs="Consolas" w:eastAsia="Consolas" w:hAnsi="Consolas"/>
+                <w:sz w:val="18"/>
+                <w:szCs w:val="18"/>
+              </w:rPr>
+              <w:t xml:space="preserve"> S1 S3 S5 S7 S9 S11 S13 (semaines)</w:t>
             </w:r>
           </w:p>
           <w:p>
@@ -789,47 +789,47 @@
                 <w:sz w:val="18"/>
                 <w:szCs w:val="18"/>
               </w:rPr>
-              <w:t xml:space="preserve">  Ce que la squad LIT ensemble :</w:t>
-            </w:r>
-          </w:p>
-          <w:p>
-            <w:r>
-              <w:rPr>
-                <w:rFonts w:ascii="Consolas" w:cs="Consolas" w:eastAsia="Consolas" w:hAnsi="Consolas"/>
-                <w:sz w:val="18"/>
-                <w:szCs w:val="18"/>
-              </w:rPr>
-              <w:t xml:space="preserve">    - la chute (les leviers #74-76 qui ont payé, à célébrer)</w:t>
-            </w:r>
-          </w:p>
-          <w:p>
-            <w:r>
-              <w:rPr>
-                <w:rFonts w:ascii="Consolas" w:cs="Consolas" w:eastAsia="Consolas" w:hAnsi="Consolas"/>
-                <w:sz w:val="18"/>
-                <w:szCs w:val="18"/>
-              </w:rPr>
-              <w:t xml:space="preserve">    - le plateau (le pipeline a trouvé son régime)</w:t>
-            </w:r>
-          </w:p>
-          <w:p>
-            <w:r>
-              <w:rPr>
-                <w:rFonts w:ascii="Consolas" w:cs="Consolas" w:eastAsia="Consolas" w:hAnsi="Consolas"/>
-                <w:sz w:val="18"/>
-                <w:szCs w:val="18"/>
-              </w:rPr>
-              <w:t xml:space="preserve">    - toute remontée sous le seuil (signal faible à surveiller,</w:t>
-            </w:r>
-          </w:p>
-          <w:p>
-            <w:r>
-              <w:rPr>
-                <w:rFonts w:ascii="Consolas" w:cs="Consolas" w:eastAsia="Consolas" w:hAnsi="Consolas"/>
-                <w:sz w:val="18"/>
-                <w:szCs w:val="18"/>
-              </w:rPr>
-              <w:t xml:space="preserve">      que le garde-fou #77 ne déclenche pas encore)</w:t>
+              <w:t xml:space="preserve"> Ce que la squad LIT ensemble :</w:t>
+            </w:r>
+          </w:p>
+          <w:p>
+            <w:r>
+              <w:rPr>
+                <w:rFonts w:ascii="Consolas" w:cs="Consolas" w:eastAsia="Consolas" w:hAnsi="Consolas"/>
+                <w:sz w:val="18"/>
+                <w:szCs w:val="18"/>
+              </w:rPr>
+              <w:t xml:space="preserve"> - la chute (les leviers-76 qui ont payé, à célébrer)</w:t>
+            </w:r>
+          </w:p>
+          <w:p>
+            <w:r>
+              <w:rPr>
+                <w:rFonts w:ascii="Consolas" w:cs="Consolas" w:eastAsia="Consolas" w:hAnsi="Consolas"/>
+                <w:sz w:val="18"/>
+                <w:szCs w:val="18"/>
+              </w:rPr>
+              <w:t xml:space="preserve"> - le plateau (le pipeline a trouvé son régime)</w:t>
+            </w:r>
+          </w:p>
+          <w:p>
+            <w:r>
+              <w:rPr>
+                <w:rFonts w:ascii="Consolas" w:cs="Consolas" w:eastAsia="Consolas" w:hAnsi="Consolas"/>
+                <w:sz w:val="18"/>
+                <w:szCs w:val="18"/>
+              </w:rPr>
+              <w:t xml:space="preserve"> - toute remontée sous le seuil (signal faible à surveiller,</w:t>
+            </w:r>
+          </w:p>
+          <w:p>
+            <w:r>
+              <w:rPr>
+                <w:rFonts w:ascii="Consolas" w:cs="Consolas" w:eastAsia="Consolas" w:hAnsi="Consolas"/>
+                <w:sz w:val="18"/>
+                <w:szCs w:val="18"/>
+              </w:rPr>
+              <w:t xml:space="preserve"> que le garde-fou ne déclenche pas encore)</w:t>
             </w:r>
           </w:p>
         </w:tc>
@@ -848,7 +848,7 @@
         <w:spacing w:after="120"/>
       </w:pPr>
       <w:r>
-        <w:t xml:space="preserve">À la sortie, la durée du pipeline est suivie dans le temps sous forme de tendance visible par toute la squad, et ce suivi est accroché à un rituel existant (rétro ou DevOps Review) plutôt qu’isolé. La squad a regardé ensemble sa courbe, célébré explicitement le chemin parcouru depuis la baseline du #73, et identifié qui suit la tendance et quand. Le progrès n’est plus invisible : il est porté, raconté, entretenu. Là où le #77 protège la performance en silence, le #78 fait que l’équipe la voit et s’en empare — la dernière pièce qui transforme une optimisation technique en culture de performance.</w:t>
+        <w:t xml:space="preserve">À la sortie, la durée du pipeline est suivie dans le temps sous forme de tendance visible par toute la squad, et ce suivi est accroché à un rituel existant (rétro ou DevOps Review) plutôt qu’isolé. La squad a regardé ensemble sa courbe, célébré explicitement le chemin parcouru depuis la baseline du anatomie de notre pipeline, et identifié qui suit la tendance et quand. Le progrès n’est plus invisible : il est porté, raconté, entretenu. Là où le le garde-fou anti-dérive : ancrer un seuil de durée protège la performance en silence, le #78 fait que l’équipe la voit et s’en empare — la dernière pièce qui transforme une optimisation technique en culture de performance.</w:t>
       </w:r>
     </w:p>
     <w:p>
@@ -881,7 +881,7 @@
         <w:spacing w:after="80"/>
       </w:pPr>
       <w:r>
-        <w:t xml:space="preserve">Zone « Notre courbe » — la tendance de durée sur les semaines, depuis la baseline du #73.</w:t>
+        <w:t xml:space="preserve">Zone « Notre courbe » — la tendance de durée sur les semaines, depuis la baseline du anatomie de notre pipeline.</w:t>
       </w:r>
     </w:p>
     <w:p>
@@ -920,7 +920,7 @@
         <w:spacing w:after="80"/>
       </w:pPr>
       <w:r>
-        <w:t xml:space="preserve">Zone « Signaux faibles » — les remontées sous le seuil à garder à l’œil, que le garde-fou #77 ne déclenche pas.</w:t>
+        <w:t xml:space="preserve">Zone « Signaux faibles » — les remontées sous le seuil à garder à l’œil, que le garde-fou ne déclenche pas.</w:t>
       </w:r>
     </w:p>
     <w:p>
@@ -968,7 +968,7 @@
         <w:t xml:space="preserve">(10 min) Construire la tendance</w:t>
       </w:r>
       <w:r>
-        <w:t xml:space="preserve"> — mettre en place le graphe de durée sur les semaines, depuis la baseline du #73. Voir la pente, pas le point.</w:t>
+        <w:t xml:space="preserve"> — mettre en place le graphe de durée sur les semaines, depuis la baseline du anatomie de notre pipeline. Voir la pente, pas le point.</w:t>
       </w:r>
     </w:p>
     <w:p>
@@ -988,7 +988,7 @@
         <w:t xml:space="preserve">(10 min) Lire la courbe ensemble</w:t>
       </w:r>
       <w:r>
-        <w:t xml:space="preserve"> — relire l’histoire : la chute des #74-76, le plateau, d’éventuelles remontées. Relier chaque mouvement à une cause.</w:t>
+        <w:t xml:space="preserve"> — relire l’histoire : la chute des le cache des dépendances : le gain le plus rapide-76, le plateau, d’éventuelles remontées. Relier chaque mouvement à une cause.</w:t>
       </w:r>
     </w:p>
     <w:p>
@@ -1069,7 +1069,7 @@
         <w:spacing w:after="80"/>
       </w:pPr>
       <w:r>
-        <w:t xml:space="preserve">La tendance de durée du pipeline rendue visible sur les semaines, depuis la baseline du #73.</w:t>
+        <w:t xml:space="preserve">La tendance de durée du pipeline rendue visible sur les semaines, depuis la baseline du anatomie de notre pipeline.</w:t>
       </w:r>
     </w:p>
     <w:p>
@@ -1116,7 +1116,7 @@
         <w:pStyle w:val="Heading2"/>
       </w:pPr>
       <w:r>
-        <w:t xml:space="preserve">Articulation avec le #77 (anti-doublon) et clôture D05</w:t>
+        <w:t xml:space="preserve">Articulation avec le le garde-fou anti-dérive : ancrer un seuil de durée (anti-doublon) et clôture D05</w:t>
       </w:r>
     </w:p>
     <w:p>
@@ -1124,7 +1124,7 @@
         <w:spacing w:after="120"/>
       </w:pPr>
       <w:r>
-        <w:t xml:space="preserve">Le #77 et le #78 ferment D05 par leurs deux versants complémentaires. Le #77 est AUTOMATIQUE : un seuil que la machine fait respecter, qui empêche la dérive même sans attention humaine — une barrière dure. Le #78 est HUMAIN : un suivi de tendance que la squad regarde en rituel, qui mobilise, célèbre et capte les signaux faibles sous le seuil — une vigilance douce. L’un protège, l’autre entretient. Ensemble, ils rendent la performance du pipeline à la fois infranchissable (on ne peut pas dériver sans être bloqué) et vivante (on ne progresse pas sans le voir). Avec ces deux ateliers, la question D05 est complète sur tout son gradient : mesurer (#73), optimiser (#74-76), protéger (#77), entretenir (#78).</w:t>
+        <w:t xml:space="preserve">Le le garde-fou anti-dérive : ancrer un seuil de durée et le #78 ferment D05 par leurs deux versants complémentaires. Le le garde-fou anti-dérive : ancrer un seuil de durée est AUTOMATIQUE : un seuil que la machine fait respecter, qui empêche la dérive même sans attention humaine — une barrière dure. Le #78 est HUMAIN : un suivi de tendance que la squad regarde en rituel, qui mobilise, célèbre et capte les signaux faibles sous le seuil — une vigilance douce. L’un protège, l’autre entretient. Ensemble, ils rendent la performance du pipeline à la fois infranchissable (on ne peut pas dériver sans être bloqué) et vivante (on ne progresse pas sans le voir). Avec ces deux ateliers, la question D05 est complète sur tout son gradient : mesurer, optimiser, protéger, entretenir.</w:t>
       </w:r>
     </w:p>
     <w:p>
@@ -1140,7 +1140,7 @@
         <w:spacing w:after="120"/>
       </w:pPr>
       <w:r>
-        <w:t xml:space="preserve">La durée du pipeline est suivie comme une tendance visible par toute la squad, accrochée à un rituel existant et portée par quelqu’un. L’équipe a regardé ensemble le chemin parcouru depuis la baseline du #73 et l’a célébré explicitement : le progrès n’est plus un acquis abstrait mais une histoire d’équipe, racontée et entretenue. Le suivi humain capte les signaux faibles que le garde-fou automatique (#77) laisse passer sous le seuil. La question D05 est désormais complète sur tout son gradient — mesurée, optimisée, protégée et entretenue : le pipeline est rapide, le reste par construction, et l’équipe le sait et s’en empare.</w:t>
+        <w:t xml:space="preserve">La durée du pipeline est suivie comme une tendance visible par toute la squad, accrochée à un rituel existant et portée par quelqu’un. L’équipe a regardé ensemble le chemin parcouru depuis la baseline du anatomie de notre pipeline et l’a célébré explicitement : le progrès n’est plus un acquis abstrait mais une histoire d’équipe, racontée et entretenue. Le suivi humain capte les signaux faibles que le garde-fou automatique laisse passer sous le seuil. La question D05 est désormais complète sur tout son gradient — mesurée, optimisée, protégée et entretenue : le pipeline est rapide, le reste par construction, et l’équipe le sait et s’en empare.</w:t>
       </w:r>
     </w:p>
     <w:sectPr>
